--- a/technical_document/docx/01_architecture/DOC-01-ARCH-01_System_Architecture_Blueprint_and_C4_Topology.docx
+++ b/technical_document/docx/01_architecture/DOC-01-ARCH-01_System_Architecture_Blueprint_and_C4_Topology.docx
@@ -162,7 +162,7 @@
           <w:color w:val="2D3748"/>
           <w:sz w:val="19"/>
         </w:rPr>
-        <w:t>As illustrated in Figure 1 below, Authoritative C4 Model depicting core banking bridge, Fineract 1.12.x, PostgreSQL 17, and Keycloak 26.</w:t>
+        <w:t>As illustrated in Figure 1 below, Authoritative C4 Model depicting core banking bridge, Fineract CE (digest-pinned), PostgreSQL 17, and Keycloak 26.</w:t>
       </w:r>
     </w:p>
     <w:tbl>
@@ -264,7 +264,7 @@
           <w:color w:val="718096"/>
           <w:sz w:val="16"/>
         </w:rPr>
-        <w:t>Authoritative C4 Model depicting core banking bridge, Fineract 1.12.x, PostgreSQL 17, and Keycloak 26.</w:t>
+        <w:t>Authoritative C4 Model depicting core banking bridge, Fineract CE (digest-pinned), PostgreSQL 17, and Keycloak 26.</w:t>
       </w:r>
     </w:p>
     <w:p>
@@ -1600,6 +1600,58 @@
           </w:p>
         </w:tc>
       </w:tr>
+      <w:tr>
+        <w:tc>
+          <w:tcPr>
+            <w:tcW w:type="dxa" w:w="1872"/>
+          </w:tcPr>
+          <w:p>
+            <w:r>
+              <w:t>3.1.0</w:t>
+            </w:r>
+          </w:p>
+        </w:tc>
+        <w:tc>
+          <w:tcPr>
+            <w:tcW w:type="dxa" w:w="1872"/>
+          </w:tcPr>
+          <w:p>
+            <w:r>
+              <w:t>October 2026</w:t>
+            </w:r>
+          </w:p>
+        </w:tc>
+        <w:tc>
+          <w:tcPr>
+            <w:tcW w:type="dxa" w:w="1872"/>
+          </w:tcPr>
+          <w:p>
+            <w:r>
+              <w:t>Independent Forensic Re-audit</w:t>
+            </w:r>
+          </w:p>
+        </w:tc>
+        <w:tc>
+          <w:tcPr>
+            <w:tcW w:type="dxa" w:w="1872"/>
+          </w:tcPr>
+          <w:p>
+            <w:r>
+              <w:t>Factual corrections per audit/docx_forensic_audit_2026-10-08.md</w:t>
+            </w:r>
+          </w:p>
+        </w:tc>
+        <w:tc>
+          <w:tcPr>
+            <w:tcW w:type="dxa" w:w="1872"/>
+          </w:tcPr>
+          <w:p>
+            <w:r>
+              <w:t>Applied</w:t>
+            </w:r>
+          </w:p>
+        </w:tc>
+      </w:tr>
     </w:tbl>
     <w:p>
       <w:pPr>
@@ -1988,7 +2040,7 @@
           <w:color w:val="2D3748"/>
           <w:sz w:val="19"/>
         </w:rPr>
-        <w:t xml:space="preserve"> Apache Fineract 1.12.x Community Edition operates as the underlying accounting engine accessed strictly via REST behind </w:t>
+        <w:t xml:space="preserve"> Apache Fineract CE (digest-pinned) Community Edition operates as the underlying accounting engine accessed strictly via REST behind </w:t>
       </w:r>
       <w:r>
         <w:rPr>
@@ -2367,7 +2419,7 @@
               <w:br/>
               <w:t xml:space="preserve">        API["ULMS Modular Monolith API&lt;br/&gt;&lt;b&gt;Spring Boot 4.0.x / Java 21 LTS&lt;/b&gt;&lt;br/&gt;Virtual Threads, Spring Modulith&lt;br/&gt;Port 8081 (API), Port 9977 (Actuator)"]</w:t>
               <w:br/>
-              <w:t xml:space="preserve">        FINERACT["Core Lending Engine&lt;br/&gt;&lt;b&gt;Apache Fineract 1.12.x CE&lt;/b&gt;&lt;br/&gt;Port 8083 (Mutual TLS)"]</w:t>
+              <w:t xml:space="preserve">        FINERACT["Core Lending Engine&lt;br/&gt;&lt;b&gt;Apache Fineract CE (digest-pinned) CE&lt;/b&gt;&lt;br/&gt;Port 8083 (Mutual TLS)"]</w:t>
               <w:br/>
               <w:t xml:space="preserve">        KEYCLOAK["Identity &amp; Access Management&lt;br/&gt;&lt;b&gt;Keycloak 26.x&lt;/b&gt;&lt;br/&gt;OIDC / OAuth 2.0 PKCE, Port 8082"]</w:t>
               <w:br/>
@@ -2376,7 +2428,7 @@
               <w:br/>
               <w:t xml:space="preserve">    subgraph Data_Tier ["Data &amp; Storage Tier"]</w:t>
               <w:br/>
-              <w:t xml:space="preserve">        POSTGRES[("Relational Database&lt;br/&gt;&lt;b&gt;PostgreSQL 17&lt;/b&gt;&lt;br/&gt;Schemas: 'ulms', 'fineract_tenants'&lt;br/&gt;Port 5432")]</w:t>
+              <w:t xml:space="preserve">        POSTGRES[("Relational Database&lt;br/&gt;&lt;b&gt;PostgreSQL 17&lt;/b&gt;&lt;br/&gt;Schemas: 'ulms', 'fineract_default'&lt;br/&gt;Port 5433 (host-mapped)")]</w:t>
               <w:br/>
               <w:t xml:space="preserve">        MINIO[("Document &amp; Object Storage&lt;br/&gt;&lt;b&gt;SeaweedFS S3 / MinIO&lt;/b&gt;&lt;br/&gt;AES-256 Document Store&lt;br/&gt;Port 8333 / 9002")]</w:t>
               <w:br/>
@@ -2389,7 +2441,7 @@
               <w:br/>
               <w:t xml:space="preserve">        GRAF["Grafana 11.6&lt;br/&gt;Financial &amp; SRE Dashboards"]</w:t>
               <w:br/>
-              <w:t xml:space="preserve">        LOKI["Loki Log Aggregator&lt;br/&gt;PII-Masked Audit Logs"]</w:t>
+              <w:t xml:space="preserve">        LOKI["(Deferred) ELK/Loki log aggregation — v3 ships structured JSON logs"]</w:t>
               <w:br/>
               <w:t xml:space="preserve">    end</w:t>
               <w:br/>
@@ -2400,7 +2452,7 @@
               <w:br/>
               <w:t xml:space="preserve">    NGINX --&gt;|"Proxies /api to :8081"| API</w:t>
               <w:br/>
-              <w:t xml:space="preserve">    NGINX --&gt;|"Proxies /auth to :8082"| KEYCLOAK</w:t>
+              <w:t xml:space="preserve">    NGINX --&gt;|"Proxies /realms/ to :8082"| KEYCLOAK</w:t>
               <w:br/>
               <w:br/>
               <w:t xml:space="preserve">    API --&gt;|"Validates JWT tokens via JWKS"| KEYCLOAK</w:t>
@@ -3497,7 +3549,7 @@
                 <w:color w:val="2D3748"/>
                 <w:sz w:val="17"/>
               </w:rPr>
-              <w:t>ADR-002, Apache Fineract 1.12.x</w:t>
+              <w:t>ADR-002, Apache Fineract CE (digest-pinned)</w:t>
             </w:r>
           </w:p>
         </w:tc>
